--- a/docs/SRS_V2.1.docx
+++ b/docs/SRS_V2.1.docx
@@ -9361,7 +9361,7 @@
                 <w:sz w:val="20"/>
                 <w:szCs w:val="20"/>
               </w:rPr>
-              <w:t>The Owner/Administrator shall be able to create staff accounts, reset staff passwords, and deactivate or reactivate accounts. Deactivated users cannot log in, but their past records remain. Deactivating an account or resetting a staff password signs that user out of every device. Devices that are online are affected immediately; devices that are offline are affected as soon as they reconnect. The Owner/Administrator manages staff accounts only. The first Owner/Administrator account is created when the system is set up, and the owner types its password at that time so no one else knows it.</w:t>
+              <w:t>The Owner/Administrator shall be able to create staff accounts, reset staff passwords, and deactivate or reactivate accounts. Deactivated users cannot log in, but their past records remain. Deactivating an account or resetting a staff password signs that user out of every device. Devices that are online are affected immediately; devices that are offline are affected as soon as they reconnect. These account changes need an internet connection; they cannot be made offline (FR-049). The Owner/Administrator manages staff accounts only. The first Owner/Administrator account is created when the system is set up, and the owner types its password at that time so no one else knows it.</w:t>
             </w:r>
           </w:p>
         </w:tc>
@@ -9492,7 +9492,7 @@
                 <w:sz w:val="20"/>
                 <w:szCs w:val="20"/>
               </w:rPr>
-              <w:t>The Owner/Administrator shall be able to change their own password by entering their current password and a new one (at least 8 characters, FR-046). Inventory/Sales Staff cannot change their own password; the Owner/Administrator resets it for them (FR-045). After a password change, every device signed in to that account, including the one used, is signed out, and the owner logs in again with the new password. A device that is offline is signed out as soon as it reconnects. A password changed while offline is checked and takes effect when the device reconnects; if the current password entered was wrong, the change is refused (FR-053).</w:t>
+              <w:t>The Owner/Administrator shall be able to change their own password by entering their current password and a new one (at least 8 characters, FR-046). Inventory/Sales Staff cannot change their own password; the Owner/Administrator resets it for them (FR-045). After a password change, every device signed in to that account, including the one used, is signed out, and the owner logs in again with the new password. A device that is offline is signed out as soon as it reconnects. Changing a password needs an internet connection; it cannot be done offline (FR-049).</w:t>
             </w:r>
           </w:p>
         </w:tc>
@@ -9682,7 +9682,7 @@
                 <w:sz w:val="20"/>
                 <w:szCs w:val="20"/>
               </w:rPr>
-              <w:t>The system shall allow every change, including sales, refunds, restocks, products, categories, suppliers, and user accounts, to be made while offline.</w:t>
+              <w:t>The system shall allow every change, including sales, refunds, restocks, products, categories, and suppliers, to be made while offline. Changes to user accounts and passwords need an internet connection (FR-049).</w:t>
             </w:r>
           </w:p>
         </w:tc>
@@ -9877,7 +9877,7 @@
                 <w:sz w:val="20"/>
                 <w:szCs w:val="20"/>
               </w:rPr>
-              <w:t>All features of the system shall work offline after the user has logged in online once on the device (FR-050). This includes recording sales, refunds, and restocks; adding, editing, archiving, and restoring products; managing categories, suppliers, and user accounts; and viewing the dashboard, sales history, inventory history, and reports. Changes made offline are saved on the device and sent to the server, in the order they were made, when the connection returns. A sale recorded offline can be refunded before it has synced. Pages and figures viewed offline reflect the data on the device, including changes made offline that have not yet synced.</w:t>
+              <w:t>All features of the system shall work offline after the user has logged in online once on the device (FR-050). This includes recording sales, refunds, and restocks; adding, editing, archiving, and restoring products; managing categories and suppliers; and viewing the dashboard, sales history, inventory history, and reports. Changes made offline are saved on the device and sent to the server, in the order they were made, when the connection returns. The exception is managing user accounts and changing passwords (FR-045, FR-060): these need an internet connection, so the account pages can be opened offline but their changes are refused with a message that a connection is needed. A device whose session was ended while it was offline (account deactivated, or password changed or reset) is signed out as soon as it reconnects. A sale recorded offline can be refunded before it has synced. Pages and figures viewed offline reflect the data on the device, including changes made offline that have not yet synced.</w:t>
             </w:r>
           </w:p>
         </w:tc>
@@ -10639,7 +10639,7 @@
           <w:rFonts w:ascii="Arial" w:eastAsia="Arial" w:hAnsi="Arial" w:cs="Arial"/>
           <w:color w:val="000000" w:themeColor="text1"/>
         </w:rPr>
-        <w:t>The system continues accepting all changes, including transactions, inventory updates, and product, category, supplier, and account changes, while offline.</w:t>
+        <w:t>The system continues accepting all changes, including transactions, inventory updates, and product, category, and supplier changes, while offline. User account and password changes need a connection.</w:t>
       </w:r>
     </w:p>
     <w:p>

--- a/docs/SRS_V2.1.docx
+++ b/docs/SRS_V2.1.docx
@@ -4367,6 +4367,94 @@
                 <w:szCs w:val="20"/>
               </w:rPr>
               <w:t>Shown when a page that was never opened on this device is requested without a connection</w:t>
+            </w:r>
+          </w:p>
+        </w:tc>
+      </w:tr>
+      <w:tr>
+        <w:tc>
+          <w:tcPr>
+            <w:tcW w:w="2600" w:type="dxa"/>
+          </w:tcPr>
+          <w:p>
+            <w:pPr>
+              <w:rPr>
+                <w:color w:val="000000" w:themeColor="text1"/>
+              </w:rPr>
+            </w:pPr>
+            <w:r>
+              <w:rPr>
+                <w:rFonts w:ascii="Arial" w:eastAsia="Arial" w:hAnsi="Arial" w:cs="Arial"/>
+                <w:color w:val="000000" w:themeColor="text1"/>
+                <w:sz w:val="20"/>
+                <w:szCs w:val="20"/>
+              </w:rPr>
+              <w:t>No Access Page</w:t>
+            </w:r>
+          </w:p>
+        </w:tc>
+        <w:tc>
+          <w:tcPr>
+            <w:tcW w:w="6750" w:type="dxa"/>
+          </w:tcPr>
+          <w:p>
+            <w:pPr>
+              <w:rPr>
+                <w:color w:val="000000" w:themeColor="text1"/>
+              </w:rPr>
+            </w:pPr>
+            <w:r>
+              <w:rPr>
+                <w:rFonts w:ascii="Arial" w:eastAsia="Arial" w:hAnsi="Arial" w:cs="Arial"/>
+                <w:color w:val="000000" w:themeColor="text1"/>
+                <w:sz w:val="20"/>
+                <w:szCs w:val="20"/>
+              </w:rPr>
+              <w:t>Shown when Inventory/Sales Staff open an owner-only page; offers a link back to the dashboard</w:t>
+            </w:r>
+          </w:p>
+        </w:tc>
+      </w:tr>
+      <w:tr>
+        <w:tc>
+          <w:tcPr>
+            <w:tcW w:w="2600" w:type="dxa"/>
+          </w:tcPr>
+          <w:p>
+            <w:pPr>
+              <w:rPr>
+                <w:color w:val="000000" w:themeColor="text1"/>
+              </w:rPr>
+            </w:pPr>
+            <w:r>
+              <w:rPr>
+                <w:rFonts w:ascii="Arial" w:eastAsia="Arial" w:hAnsi="Arial" w:cs="Arial"/>
+                <w:color w:val="000000" w:themeColor="text1"/>
+                <w:sz w:val="20"/>
+                <w:szCs w:val="20"/>
+              </w:rPr>
+              <w:t>Session Ended Page</w:t>
+            </w:r>
+          </w:p>
+        </w:tc>
+        <w:tc>
+          <w:tcPr>
+            <w:tcW w:w="6750" w:type="dxa"/>
+          </w:tcPr>
+          <w:p>
+            <w:pPr>
+              <w:rPr>
+                <w:color w:val="000000" w:themeColor="text1"/>
+              </w:rPr>
+            </w:pPr>
+            <w:r>
+              <w:rPr>
+                <w:rFonts w:ascii="Arial" w:eastAsia="Arial" w:hAnsi="Arial" w:cs="Arial"/>
+                <w:color w:val="000000" w:themeColor="text1"/>
+                <w:sz w:val="20"/>
+                <w:szCs w:val="20"/>
+              </w:rPr>
+              <w:t>Shown when a user is signed out because their account was deactivated or their password was reset</w:t>
             </w:r>
           </w:p>
         </w:tc>
